--- a/Deutsch_7A/Balladen/Woche2/Tafelskript_Fr_06-11_Ur-Ei.docx
+++ b/Deutsch_7A/Balladen/Woche2/Tafelskript_Fr_06-11_Ur-Ei.docx
@@ -15,7 +15,7 @@
           <w:sz w:val="18"/>
           <w:szCs w:val="18"/>
         </w:rPr>
-        <w:t xml:space="preserve">TAFELSKRIPT FÜR DIE LEHRKRAFT · FR 6.11. · EINZELSTUNDE (45 MIN.) · AVIVA · MIT PRÄSENTATION (13 FOLIEN)</w:t>
+        <w:t xml:space="preserve">TAFELSKRIPT FÜR DIE LEHRKRAFT · FR 6.11. · EINZELSTUNDE (45 MIN.) · AVIVA · MIT PRÄSENTATION (14 FOLIEN)</w:t>
       </w:r>
     </w:p>
     <w:p>
@@ -93,7 +93,7 @@
                 <w:sz w:val="21"/>
                 <w:szCs w:val="21"/>
               </w:rPr>
-              <w:t xml:space="preserve">Am Donnerstag hat die Klasse Reime und Reimschema an Strophe 1 entdeckt und an Texten aus der eigenen Sportart geübt. Heute wird das zuerst wiederholt (neue Strophe 11, Fachbegriffe). Dann kommt das „Ur-Ei“: Die Klasse lernt, dass eine Ballade Merkmale von Gedicht, Erzählung und Theater verbindet. Vergleiche aus ihrer Lebenswelt (Song-Text, Roman oder Spielbericht, Serienszene) sorgen für Abwechslung und Transfer. Danach weisen die Schüler die Merkmale mit dem Ur-Ei-Schnipsel an Paddy Fingal nach. Das Belegen kennen sie seit Mittwoch, die Lyrik-Merkmale (Nr. 1–3) seit Donnerstag.</w:t>
+              <w:t xml:space="preserve">Am Donnerstag hat die Klasse Reime und Reimschema an Strophe 1 entdeckt und an Texten aus der eigenen Sportart geübt. Heute wird das zuerst wiederholt (neue Strophe 11, Fachbegriffe). Dann kommt das „Ur-Ei“: Die Klasse lernt, dass eine Ballade Merkmale von Gedicht, Erzählung und Theater verbindet. Die Gattungen werden an drei kurzen Beispieltexten zu derselben Trainingssituation geschärft (Lyrik, Epik mit Ich-Erzähler, Dramatik als Szene). Entscheidend: Epik = ein Erzähler vermittelt (Er- oder Ich-Erzähler) und leitet Figurenrede ein; Dramatik = kein Erzähler, die Figuren sprechen unmittelbar. Wörtliche Rede allein entscheidet nicht (Rückmeldung der Lehrkraft). Die Beispiele werden am Montag wiederholt. Danach weisen die Schüler die Merkmale mit dem Ur-Ei-Schnipsel an Paddy Fingal nach. Das Belegen kennen sie seit Mittwoch, die Lyrik-Merkmale (Nr. 1–3) seit Donnerstag.</w:t>
             </w:r>
           </w:p>
         </w:tc>
@@ -148,7 +148,7 @@
           <w:sz w:val="21"/>
           <w:szCs w:val="21"/>
         </w:rPr>
-        <w:t xml:space="preserve">„Eine Ballade ist wie ein Gedicht (Strophen, Reime, Kehrreim), wie eine Erzählung (Erzähler, Figuren, Handlung im Präteritum) und wie ein Theaterstück (wörtliche Rede, Spannung). Das habe ich an Paddy Fingal mit Strophen belegt.“ Überprüft wird das im Zielcheck.</w:t>
+        <w:t xml:space="preserve">„Eine Ballade ist wie ein Gedicht (Strophen, Reime, Kehrreim), wie eine Erzählung (ein Erzähler vermittelt und leitet die Rede ein) und wie ein Theaterstück (Figuren sprechen ohne Erzähler, Spannung). Das habe ich an Paddy Fingal mit Strophen belegt.“ Überprüft wird das im Zielcheck.</w:t>
       </w:r>
     </w:p>
     <w:tbl>
@@ -937,7 +937,7 @@
                 <w:sz w:val="21"/>
                 <w:szCs w:val="21"/>
               </w:rPr>
-              <w:t xml:space="preserve">8′</w:t>
+              <w:t xml:space="preserve">10′</w:t>
             </w:r>
           </w:p>
         </w:tc>
@@ -1005,7 +1005,7 @@
                 <w:sz w:val="21"/>
                 <w:szCs w:val="21"/>
               </w:rPr>
-              <w:t xml:space="preserve">5–7</w:t>
+              <w:t xml:space="preserve">5–8</w:t>
             </w:r>
           </w:p>
         </w:tc>
@@ -1039,7 +1039,7 @@
                 <w:sz w:val="21"/>
                 <w:szCs w:val="21"/>
               </w:rPr>
-              <w:t xml:space="preserve">Die Ballade als „Ur-Ei“, Vergleich Song – Spielbericht – Serienszene</w:t>
+              <w:t xml:space="preserve">Die Ballade als „Ur-Ei“, ein Training – drei Gattungen, Übertragen auf die Ballade</w:t>
             </w:r>
           </w:p>
         </w:tc>
@@ -1073,7 +1073,7 @@
                 <w:sz w:val="21"/>
                 <w:szCs w:val="21"/>
               </w:rPr>
-              <w:t xml:space="preserve">hören zu, nennen Merkmale, vergleichen</w:t>
+              <w:t xml:space="preserve">ordnen zu zweit drei Beispieltexte zu, nennen Merkmale, übertragen auf Paddy Fingal</w:t>
             </w:r>
           </w:p>
         </w:tc>
@@ -1113,7 +1113,7 @@
                 <w:sz w:val="21"/>
                 <w:szCs w:val="21"/>
               </w:rPr>
-              <w:t xml:space="preserve">12′</w:t>
+              <w:t xml:space="preserve">11′</w:t>
             </w:r>
           </w:p>
         </w:tc>
@@ -1181,7 +1181,7 @@
                 <w:sz w:val="21"/>
                 <w:szCs w:val="21"/>
               </w:rPr>
-              <w:t xml:space="preserve">8</w:t>
+              <w:t xml:space="preserve">9</w:t>
             </w:r>
           </w:p>
         </w:tc>
@@ -1289,7 +1289,7 @@
                 <w:sz w:val="21"/>
                 <w:szCs w:val="21"/>
               </w:rPr>
-              <w:t xml:space="preserve">6′</w:t>
+              <w:t xml:space="preserve">5′</w:t>
             </w:r>
           </w:p>
         </w:tc>
@@ -1357,7 +1357,7 @@
                 <w:sz w:val="21"/>
                 <w:szCs w:val="21"/>
               </w:rPr>
-              <w:t xml:space="preserve">9–11</w:t>
+              <w:t xml:space="preserve">10–12</w:t>
             </w:r>
           </w:p>
         </w:tc>
@@ -1465,7 +1465,7 @@
                 <w:sz w:val="21"/>
                 <w:szCs w:val="21"/>
               </w:rPr>
-              <w:t xml:space="preserve">6′</w:t>
+              <w:t xml:space="preserve">7′</w:t>
             </w:r>
           </w:p>
         </w:tc>
@@ -1533,7 +1533,7 @@
                 <w:sz w:val="21"/>
                 <w:szCs w:val="21"/>
               </w:rPr>
-              <w:t xml:space="preserve">12–13</w:t>
+              <w:t xml:space="preserve">13–14</w:t>
             </w:r>
           </w:p>
         </w:tc>
@@ -1567,7 +1567,7 @@
                 <w:sz w:val="21"/>
                 <w:szCs w:val="21"/>
               </w:rPr>
-              <w:t xml:space="preserve">Zielcheck</w:t>
+              <w:t xml:space="preserve">Zielcheck mit Prüfstein</w:t>
             </w:r>
           </w:p>
         </w:tc>
@@ -1601,7 +1601,7 @@
                 <w:sz w:val="21"/>
                 <w:szCs w:val="21"/>
               </w:rPr>
-              <w:t xml:space="preserve">ordnen drei Stellen einer Gattung zu und begründen; Lösungsfolie</w:t>
+              <w:t xml:space="preserve">ordnen drei Stellen zu und begründen, entscheiden den Prüfstein D; Lösungsfolie</w:t>
             </w:r>
           </w:p>
         </w:tc>
@@ -1629,7 +1629,7 @@
           <w:sz w:val="21"/>
           <w:szCs w:val="21"/>
         </w:rPr>
-        <w:t xml:space="preserve">41 Min., 4 Min. Puffer. Wenn es eng wird: * Nr. 8 (Spannung) beim Aufdecken überspringen.</w:t>
+        <w:t xml:space="preserve">42 Min., 3 Min. Puffer. Wenn es eng wird: * Nr. 8 (Spannung) beim Aufdecken überspringen.</w:t>
       </w:r>
     </w:p>
     <w:p>
@@ -1948,7 +1948,7 @@
                 <w:sz w:val="21"/>
                 <w:szCs w:val="21"/>
               </w:rPr>
-              <w:t xml:space="preserve">A, B, C mit Gattung und Begründung</w:t>
+              <w:t xml:space="preserve">A, B, C mit Gattung und Begründung · Prüfstein D: Epik oder Dramatik?</w:t>
             </w:r>
           </w:p>
         </w:tc>
@@ -1976,7 +1976,7 @@
           <w:sz w:val="21"/>
           <w:szCs w:val="21"/>
         </w:rPr>
-        <w:t xml:space="preserve">Präsentation `Freitag_06-11_Deutsch_7A.pptx` (Lösungen in den Notizen und auf Aufdeck-Folien) · Lehrbuch S. 136 f. · Schnipsel „Die Ballade – ein Ur-Ei“ aus `Woche1/` (unverändert, 2 pro A4) · Handreichung Polnisch für S-PL.</w:t>
+        <w:t xml:space="preserve">Präsentation `Freitag_06-11_Deutsch_7A.pptx` (Lösungen in den Notizen und auf Aufdeck-Folien) · Lehrbuch S. 136 f. · Schnipsel „Die Ballade – ein Ur-Ei“ in der geschärften Fassung aus `Woche2/` (Nr. 6 und 7 neu, 2 pro A4) · Handreichung Polnisch für S-PL.</w:t>
       </w:r>
     </w:p>
     <w:p>
@@ -2511,7 +2511,7 @@
           <w:sz w:val="28"/>
           <w:szCs w:val="28"/>
         </w:rPr>
-        <w:t xml:space="preserve">Informieren: Die Ballade als „Ur-Ei“</w:t>
+        <w:t xml:space="preserve">Informieren: Die Ballade als „Ur-Ei“ – ein Training, drei Gattungen</w:t>
       </w:r>
       <w:r>
         <w:rPr>
@@ -2522,7 +2522,7 @@
           <w:sz w:val="20"/>
           <w:szCs w:val="20"/>
         </w:rPr>
-        <w:t xml:space="preserve">   8 Min.</w:t>
+        <w:t xml:space="preserve">   10 Min.</w:t>
       </w:r>
     </w:p>
     <w:tbl>
@@ -2575,7 +2575,7 @@
                 <w:sz w:val="16"/>
                 <w:szCs w:val="16"/>
               </w:rPr>
-              <w:t xml:space="preserve">TAFEL · Mitteltafel · Tafelbild (optional zusätzlich zur Folie, bleibt bis zum Zielcheck stehen)</w:t>
+              <w:t xml:space="preserve">TAFEL · Mitteltafel · Tafelbild (entsteht nach Folie 7, bleibt bis zum Zielcheck stehen)</w:t>
             </w:r>
           </w:p>
         </w:tc>
@@ -2641,7 +2641,7 @@
                 <w:sz w:val="22"/>
                 <w:szCs w:val="22"/>
               </w:rPr>
-              <w:t xml:space="preserve"> – wie ein Song-Text: Strophen, Verse, Reime, Kehrreim</w:t>
+              <w:t xml:space="preserve"> – gebundene Form: Verse, Strophen, Reim, Kehrreim</w:t>
             </w:r>
           </w:p>
           <w:p>
@@ -2666,7 +2666,7 @@
                 <w:sz w:val="22"/>
                 <w:szCs w:val="22"/>
               </w:rPr>
-              <w:t xml:space="preserve"> – wie ein Roman oder Spielbericht: Erzähler, Figuren, Handlung, Präteritum</w:t>
+              <w:t xml:space="preserve"> – MIT Erzähler (Er- oder Ich-Erzähler): er vermittelt, meist im Präteritum, leitet Figurenrede ein</w:t>
             </w:r>
           </w:p>
           <w:p>
@@ -2691,7 +2691,23 @@
                 <w:sz w:val="22"/>
                 <w:szCs w:val="22"/>
               </w:rPr>
-              <w:t xml:space="preserve"> – wie eine Serienszene: Figuren sprechen selbst, Konflikt, Spannung</w:t>
+              <w:t xml:space="preserve"> – OHNE Erzähler: Figuren sprechen unmittelbar (wie auf der Bühne), Konflikt, Spannung</w:t>
+            </w:r>
+          </w:p>
+          <w:p>
+            <w:pPr>
+              <w:spacing w:after="30" w:before="40"/>
+            </w:pPr>
+            <w:r>
+              <w:rPr>
+                <w:rFonts w:ascii="Cambria" w:cs="Cambria" w:eastAsia="Cambria" w:hAnsi="Cambria"/>
+                <w:i/>
+                <w:iCs/>
+                <w:color w:val="5B6B8C"/>
+                <w:sz w:val="22"/>
+                <w:szCs w:val="22"/>
+              </w:rPr>
+              <w:t xml:space="preserve">Achtung: Wörtliche Rede gibt es in Epik und Dramatik – entscheidend ist der Erzähler.</w:t>
             </w:r>
           </w:p>
         </w:tc>
@@ -2920,7 +2936,7 @@
                 <w:sz w:val="20"/>
                 <w:szCs w:val="20"/>
               </w:rPr>
-              <w:t xml:space="preserve">macht mündlich mit</w:t>
+              <w:t xml:space="preserve">arbeitet zu zweit</w:t>
             </w:r>
           </w:p>
         </w:tc>
@@ -2965,7 +2981,7 @@
                 <w:sz w:val="21"/>
                 <w:szCs w:val="21"/>
               </w:rPr>
-              <w:t xml:space="preserve">„Woran erkennt ihr einen Song? Einen Spielbericht? Eine Serienszene?“</w:t>
+              <w:t xml:space="preserve">„Auf der Folie steht dreimal dieselbe Situation aus dem Training. Ordnet zu zweit zu: Welcher Text ist Lyrik, Epik, Dramatik? Notiert zu jedem ein Merkmal. Tipp: Wer erzählt hier – und gibt es überhaupt einen Erzähler? Drei Minuten.“</w:t>
             </w:r>
           </w:p>
           <w:p>
@@ -2979,7 +2995,7 @@
                 <w:sz w:val="21"/>
                 <w:szCs w:val="21"/>
               </w:rPr>
-              <w:t xml:space="preserve">Folie 6 (Wir): Merkmale sammeln, dann Folie 7 aufdecken und vergleichen. Wer drankommt, nennt ein Merkmal – möglichst viele verschiedene Schüler drannehmen.</w:t>
+              <w:t xml:space="preserve">Folie 6 (Wir).</w:t>
             </w:r>
           </w:p>
           <w:p>
@@ -3004,7 +3020,7 @@
                 <w:sz w:val="19"/>
                 <w:szCs w:val="19"/>
               </w:rPr>
-              <w:t xml:space="preserve">Song: Strophen, Refrain, Reime · Spielbericht: jemand erzählt, was passiert ist, in der Vergangenheit · Serienszene: Figuren reden miteinander, Streit, man will wissen, wie es weitergeht</w:t>
+              <w:t xml:space="preserve">A Epik (Ich-Erzähler, Präteritum, Rede wird eingeleitet: „rief mein Trainer“) · B Dramatik (kein Erzähler, Name vor der Rede, Präsens, Regieanweisungen) · C Lyrik (Verse, Paarreim: schwer – mehr, geschafft – Kraft)</w:t>
             </w:r>
           </w:p>
         </w:tc>
@@ -3022,45 +3038,6 @@
           <w:szCs w:val="22"/>
         </w:rPr>
         <w:t xml:space="preserve"/>
-      </w:r>
-    </w:p>
-    <w:p>
-      <w:pPr>
-        <w:keepNext/>
-        <w:spacing w:after="100" w:before="200"/>
-      </w:pPr>
-      <w:r>
-        <w:rPr>
-          <w:rFonts w:ascii="Cambria" w:cs="Cambria" w:eastAsia="Cambria" w:hAnsi="Cambria"/>
-          <w:b/>
-          <w:bCs/>
-          <w:color w:val="D9534F"/>
-          <w:sz w:val="28"/>
-          <w:szCs w:val="28"/>
-        </w:rPr>
-        <w:t xml:space="preserve">V  </w:t>
-      </w:r>
-      <w:r>
-        <w:rPr>
-          <w:rFonts w:ascii="Cambria" w:cs="Cambria" w:eastAsia="Cambria" w:hAnsi="Cambria"/>
-          <w:b/>
-          <w:bCs/>
-          <w:color w:val="1E2761"/>
-          <w:sz w:val="28"/>
-          <w:szCs w:val="28"/>
-        </w:rPr>
-        <w:t xml:space="preserve">Verarbeiten: Ü2 Merkmale nachweisen (Ur-Ei-Schnipsel)</w:t>
-      </w:r>
-      <w:r>
-        <w:rPr>
-          <w:rFonts w:ascii="Calibri" w:cs="Calibri" w:eastAsia="Calibri" w:hAnsi="Calibri"/>
-          <w:b/>
-          <w:bCs/>
-          <w:color w:val="C77C12"/>
-          <w:sz w:val="20"/>
-          <w:szCs w:val="20"/>
-        </w:rPr>
-        <w:t xml:space="preserve">   12 Min.</w:t>
       </w:r>
     </w:p>
     <w:tbl>
@@ -3128,7 +3105,7 @@
                 <w:sz w:val="20"/>
                 <w:szCs w:val="20"/>
               </w:rPr>
-              <w:t xml:space="preserve">arbeitet allein</w:t>
+              <w:t xml:space="preserve">macht mündlich mit</w:t>
             </w:r>
           </w:p>
         </w:tc>
@@ -3173,7 +3150,7 @@
                 <w:sz w:val="21"/>
                 <w:szCs w:val="21"/>
               </w:rPr>
-              <w:t xml:space="preserve">„Ich teile den Schnipsel aus. Klebt ihn ein. Jetzt arbeitet ihr allein. Nummer 1 bis 3 kennt ihr schon. Bei 4 bis 7 weist ihr die Merkmale an Paddy Fingal nach und notiert die Strophe. Zwölf Minuten. Wer fertig ist, macht Nummer 8 mit Stern. Fertig? Stift hinlegen.“</w:t>
+              <w:t xml:space="preserve">„Wer drankommt, nennt seine Zuordnung und das Merkmal. Dann decke ich auf.“</w:t>
             </w:r>
           </w:p>
           <w:p>
@@ -3187,7 +3164,7 @@
                 <w:sz w:val="21"/>
                 <w:szCs w:val="21"/>
               </w:rPr>
-              <w:t xml:space="preserve">Folie 8. Herumgehen. Typische Hürde: Höhepunkt (Nr. 5) – die Stelle, an der sich alles entscheidet (der Schotte steht vor dem Bett).</w:t>
+              <w:t xml:space="preserve">Folie 7, dann Tafelbild. Betonen: Wörtliche Rede gibt es in A und B – entscheidend ist, ob ein Erzähler dazwischen ist. Dieselbe Szene in drei Formen: Die Gattung hängt an der Form, nicht am Inhalt.</w:t>
             </w:r>
           </w:p>
           <w:p>
@@ -3201,32 +3178,7 @@
                 <w:sz w:val="21"/>
                 <w:szCs w:val="21"/>
               </w:rPr>
-              <w:t xml:space="preserve">Bei Nr. 6 Bezug zur Verb-Einheit: Woran erkennst du das Präteritum? (war, kroch, lief)</w:t>
-            </w:r>
-          </w:p>
-          <w:p>
-            <w:pPr>
-              <w:spacing w:after="0" w:before="0"/>
-            </w:pPr>
-            <w:r>
-              <w:rPr>
-                <w:rFonts w:ascii="Calibri" w:cs="Calibri" w:eastAsia="Calibri" w:hAnsi="Calibri"/>
-                <w:b/>
-                <w:bCs/>
-                <w:color w:val="5B6B8C"/>
-                <w:sz w:val="19"/>
-                <w:szCs w:val="19"/>
-              </w:rPr>
-              <w:t xml:space="preserve">Lösung: </w:t>
-            </w:r>
-            <w:r>
-              <w:rPr>
-                <w:rFonts w:ascii="Calibri" w:cs="Calibri" w:eastAsia="Calibri" w:hAnsi="Calibri"/>
-                <w:color w:val="5B6B8C"/>
-                <w:sz w:val="19"/>
-                <w:szCs w:val="19"/>
-              </w:rPr>
-              <w:t xml:space="preserve">1 11 Strophen mit je 5 Versen · 2 Paarreim (aabb), z. B. Riesenart / Bart (Str. 1) · 3 „… Paddy Fingal“ (Kehrreim) · 4 Paddy Fingal, Schaya, der Schotte (*die Nachbarn) · 5 Anfang Str. 1–3, Höhepunkt Str. 8–9, Ende Str. 10–11 (andere begründete Grenzen gelten) · 6 Präteritum, z. B. „Paddy Fingal war von Riesenart“ (Str. 1) · 7 Paddy (Str. 4), der Schotte (Str. 6, 9), Schaya (Str. 7) · *8 Paddy gegen den Schotten; Frage: Findet der Schotte Paddy?</w:t>
+              <w:t xml:space="preserve">Folie 8: Übertragen auf Paddy Fingal – Str. 4, V. 16–17 (Erzähler leitet Paddys Rede ein = Epik) gegen Str. 7 (ganze Strophe Schayas Rede, kein Erzähler = Dramatik). Schnipsel austeilen.</w:t>
             </w:r>
           </w:p>
         </w:tc>
@@ -3260,7 +3212,7 @@
           <w:sz w:val="28"/>
           <w:szCs w:val="28"/>
         </w:rPr>
-        <w:t xml:space="preserve">A  </w:t>
+        <w:t xml:space="preserve">V  </w:t>
       </w:r>
       <w:r>
         <w:rPr>
@@ -3271,7 +3223,7 @@
           <w:sz w:val="28"/>
           <w:szCs w:val="28"/>
         </w:rPr>
-        <w:t xml:space="preserve">Auswerten: Ü2 gemeinsam prüfen</w:t>
+        <w:t xml:space="preserve">Verarbeiten: Ü2 Merkmale nachweisen (Ur-Ei-Schnipsel)</w:t>
       </w:r>
       <w:r>
         <w:rPr>
@@ -3282,7 +3234,7 @@
           <w:sz w:val="20"/>
           <w:szCs w:val="20"/>
         </w:rPr>
-        <w:t xml:space="preserve">   6 Min.</w:t>
+        <w:t xml:space="preserve">   11 Min.</w:t>
       </w:r>
     </w:p>
     <w:tbl>
@@ -3350,7 +3302,7 @@
                 <w:sz w:val="20"/>
                 <w:szCs w:val="20"/>
               </w:rPr>
-              <w:t xml:space="preserve">macht mündlich mit</w:t>
+              <w:t xml:space="preserve">arbeitet allein</w:t>
             </w:r>
           </w:p>
         </w:tc>
@@ -3395,7 +3347,7 @@
                 <w:sz w:val="21"/>
                 <w:szCs w:val="21"/>
               </w:rPr>
-              <w:t xml:space="preserve">„Wir prüfen gemeinsam, Gattung für Gattung. Wer drankommt, nennt seine Lösung mit Strophe. Dann decke ich auf. Alle verbessern mit Grün.“</w:t>
+              <w:t xml:space="preserve">„Ich teile den Schnipsel aus. Klebt ihn ein. Jetzt arbeitet ihr allein. Nummer 1 bis 3 kennt ihr schon. Bei 4 bis 7 weist ihr die Merkmale an Paddy Fingal nach und notiert die Strophe. Elf Minuten. Wer fertig ist, macht Nummer 8 mit Stern. Fertig? Stift hinlegen.“</w:t>
             </w:r>
           </w:p>
           <w:p>
@@ -3409,7 +3361,46 @@
                 <w:sz w:val="21"/>
                 <w:szCs w:val="21"/>
               </w:rPr>
-              <w:t xml:space="preserve">Folie 9 Lyrik, Folie 10 Epik, Folie 11 Dramatik. Verschiedene Schüler drannehmen, niemand geht an die Tafel.</w:t>
+              <w:t xml:space="preserve">Folie 9. Herumgehen. Typische Hürde: Höhepunkt (Nr. 5) – die Stelle, an der sich alles entscheidet (der Schotte steht vor dem Bett).</w:t>
+            </w:r>
+          </w:p>
+          <w:p>
+            <w:pPr>
+              <w:spacing w:after="50" w:before="0"/>
+            </w:pPr>
+            <w:r>
+              <w:rPr>
+                <w:rFonts w:ascii="Calibri" w:cs="Calibri" w:eastAsia="Calibri" w:hAnsi="Calibri"/>
+                <w:color w:val="000000"/>
+                <w:sz w:val="21"/>
+                <w:szCs w:val="21"/>
+              </w:rPr>
+              <w:t xml:space="preserve">Bei Nr. 6 Bezug zur Verb-Einheit: Woran erkennst du das Präteritum? (war, kroch, lief)</w:t>
+            </w:r>
+          </w:p>
+          <w:p>
+            <w:pPr>
+              <w:spacing w:after="0" w:before="0"/>
+            </w:pPr>
+            <w:r>
+              <w:rPr>
+                <w:rFonts w:ascii="Calibri" w:cs="Calibri" w:eastAsia="Calibri" w:hAnsi="Calibri"/>
+                <w:b/>
+                <w:bCs/>
+                <w:color w:val="5B6B8C"/>
+                <w:sz w:val="19"/>
+                <w:szCs w:val="19"/>
+              </w:rPr>
+              <w:t xml:space="preserve">Lösung: </w:t>
+            </w:r>
+            <w:r>
+              <w:rPr>
+                <w:rFonts w:ascii="Calibri" w:cs="Calibri" w:eastAsia="Calibri" w:hAnsi="Calibri"/>
+                <w:color w:val="5B6B8C"/>
+                <w:sz w:val="19"/>
+                <w:szCs w:val="19"/>
+              </w:rPr>
+              <w:t xml:space="preserve">1 11 Strophen mit je 5 Versen · 2 Paarreim (aabb), z. B. Riesenart / Bart (Str. 1) · 3 „… Paddy Fingal“ (Kehrreim) · 4 Paddy Fingal, Schaya, der Schotte (*die Nachbarn) · 5 Anfang Str. 1–3, Höhepunkt Str. 8–9, Ende Str. 10–11 (andere begründete Grenzen gelten) · 6 Er-Erzähler, Präteritum, leitet Figurenrede ein: z. B. Str. 4, V. 16 („Da lief er heim in jähem Schreck:“) oder Str. 6, V. 29 · 7 Str. 7 (Schaya) oder Str. 9 (der Schotte) – die ganze Strophe ist Figurenrede, kein Erzähler · *8 Paddy gegen den Schotten; Frage: Findet der Schotte Paddy?</w:t>
             </w:r>
           </w:p>
         </w:tc>
@@ -3454,7 +3445,7 @@
           <w:sz w:val="28"/>
           <w:szCs w:val="28"/>
         </w:rPr>
-        <w:t xml:space="preserve">Auswerten: Zielcheck</w:t>
+        <w:t xml:space="preserve">Auswerten: Ü2 gemeinsam prüfen</w:t>
       </w:r>
       <w:r>
         <w:rPr>
@@ -3465,7 +3456,7 @@
           <w:sz w:val="20"/>
           <w:szCs w:val="20"/>
         </w:rPr>
-        <w:t xml:space="preserve">   6 Min.</w:t>
+        <w:t xml:space="preserve">   5 Min.</w:t>
       </w:r>
     </w:p>
     <w:tbl>
@@ -3533,7 +3524,7 @@
                 <w:sz w:val="20"/>
                 <w:szCs w:val="20"/>
               </w:rPr>
-              <w:t xml:space="preserve">arbeitet allein</w:t>
+              <w:t xml:space="preserve">macht mündlich mit</w:t>
             </w:r>
           </w:p>
         </w:tc>
@@ -3578,32 +3569,21 @@
                 <w:sz w:val="21"/>
                 <w:szCs w:val="21"/>
               </w:rPr>
-              <w:t xml:space="preserve">„Zielcheck. Jetzt arbeitet ihr allein im Heft. Ordnet jede Stelle einer Gattung zu und begründet mit dem Merkmal. Vier Minuten.“</w:t>
-            </w:r>
-          </w:p>
-          <w:p>
-            <w:pPr>
-              <w:spacing w:after="0" w:before="0"/>
-            </w:pPr>
-            <w:r>
-              <w:rPr>
-                <w:rFonts w:ascii="Calibri" w:cs="Calibri" w:eastAsia="Calibri" w:hAnsi="Calibri"/>
-                <w:b/>
-                <w:bCs/>
-                <w:color w:val="5B6B8C"/>
-                <w:sz w:val="19"/>
-                <w:szCs w:val="19"/>
-              </w:rPr>
-              <w:t xml:space="preserve">Lösung: </w:t>
-            </w:r>
-            <w:r>
-              <w:rPr>
-                <w:rFonts w:ascii="Calibri" w:cs="Calibri" w:eastAsia="Calibri" w:hAnsi="Calibri"/>
-                <w:color w:val="5B6B8C"/>
-                <w:sz w:val="19"/>
-                <w:szCs w:val="19"/>
-              </w:rPr>
-              <w:t xml:space="preserve">A Lyrik – Reim (Riesenart/Bart, Paarreim) · B Epik – ein Erzähler erzählt im Präteritum („lief“) · C Dramatik – wörtliche Rede von Paddy</w:t>
+              <w:t xml:space="preserve">„Wir prüfen gemeinsam, Gattung für Gattung. Wer drankommt, nennt seine Lösung mit Strophe. Dann decke ich auf. Alle verbessern mit Grün.“</w:t>
+            </w:r>
+          </w:p>
+          <w:p>
+            <w:pPr>
+              <w:spacing w:after="50" w:before="0"/>
+            </w:pPr>
+            <w:r>
+              <w:rPr>
+                <w:rFonts w:ascii="Calibri" w:cs="Calibri" w:eastAsia="Calibri" w:hAnsi="Calibri"/>
+                <w:color w:val="000000"/>
+                <w:sz w:val="21"/>
+                <w:szCs w:val="21"/>
+              </w:rPr>
+              <w:t xml:space="preserve">Folie 10 Lyrik, Folie 11 Epik, Folie 12 Dramatik. Bei Nr. 7 nachfragen: Warum reicht „wörtliche Rede“ nicht? Verschiedene Schüler drannehmen, niemand geht an die Tafel.</w:t>
             </w:r>
           </w:p>
         </w:tc>
@@ -3621,6 +3601,45 @@
           <w:szCs w:val="22"/>
         </w:rPr>
         <w:t xml:space="preserve"/>
+      </w:r>
+    </w:p>
+    <w:p>
+      <w:pPr>
+        <w:keepNext/>
+        <w:spacing w:after="100" w:before="200"/>
+      </w:pPr>
+      <w:r>
+        <w:rPr>
+          <w:rFonts w:ascii="Cambria" w:cs="Cambria" w:eastAsia="Cambria" w:hAnsi="Cambria"/>
+          <w:b/>
+          <w:bCs/>
+          <w:color w:val="D9534F"/>
+          <w:sz w:val="28"/>
+          <w:szCs w:val="28"/>
+        </w:rPr>
+        <w:t xml:space="preserve">A  </w:t>
+      </w:r>
+      <w:r>
+        <w:rPr>
+          <w:rFonts w:ascii="Cambria" w:cs="Cambria" w:eastAsia="Cambria" w:hAnsi="Cambria"/>
+          <w:b/>
+          <w:bCs/>
+          <w:color w:val="1E2761"/>
+          <w:sz w:val="28"/>
+          <w:szCs w:val="28"/>
+        </w:rPr>
+        <w:t xml:space="preserve">Auswerten: Zielcheck mit Prüfstein</w:t>
+      </w:r>
+      <w:r>
+        <w:rPr>
+          <w:rFonts w:ascii="Calibri" w:cs="Calibri" w:eastAsia="Calibri" w:hAnsi="Calibri"/>
+          <w:b/>
+          <w:bCs/>
+          <w:color w:val="C77C12"/>
+          <w:sz w:val="20"/>
+          <w:szCs w:val="20"/>
+        </w:rPr>
+        <w:t xml:space="preserve">   7 Min.</w:t>
       </w:r>
     </w:p>
     <w:tbl>
@@ -3688,7 +3707,7 @@
                 <w:sz w:val="20"/>
                 <w:szCs w:val="20"/>
               </w:rPr>
-              <w:t xml:space="preserve">kontrolliert</w:t>
+              <w:t xml:space="preserve">arbeitet allein</w:t>
             </w:r>
           </w:p>
         </w:tc>
@@ -3733,6 +3752,161 @@
                 <w:sz w:val="21"/>
                 <w:szCs w:val="21"/>
               </w:rPr>
+              <w:t xml:space="preserve">„Zielcheck. Jetzt arbeitet ihr allein im Heft. Ordnet A, B und C einer Gattung zu und begründet mit dem Merkmal. D ist der Prüfstein: Epik oder Dramatik? Vier Minuten.“</w:t>
+            </w:r>
+          </w:p>
+          <w:p>
+            <w:pPr>
+              <w:spacing w:after="0" w:before="0"/>
+            </w:pPr>
+            <w:r>
+              <w:rPr>
+                <w:rFonts w:ascii="Calibri" w:cs="Calibri" w:eastAsia="Calibri" w:hAnsi="Calibri"/>
+                <w:b/>
+                <w:bCs/>
+                <w:color w:val="5B6B8C"/>
+                <w:sz w:val="19"/>
+                <w:szCs w:val="19"/>
+              </w:rPr>
+              <w:t xml:space="preserve">Lösung: </w:t>
+            </w:r>
+            <w:r>
+              <w:rPr>
+                <w:rFonts w:ascii="Calibri" w:cs="Calibri" w:eastAsia="Calibri" w:hAnsi="Calibri"/>
+                <w:color w:val="5B6B8C"/>
+                <w:sz w:val="19"/>
+                <w:szCs w:val="19"/>
+              </w:rPr>
+              <w:t xml:space="preserve">A Lyrik – Reim (Riesenart/Bart, Paarreim) · B Epik – ein Erzähler erzählt im Präteritum („lief“) · C Dramatik – die ganze Strophe ist Rede des Schotten, kein Erzähler · D Epik – zwar wörtliche Rede, aber der Erzähler leitet sie ein („Da lief er heim …:“); eine gut begründete andere Antwort mit dem Merkmal „Erzähler“ gilt auch</w:t>
+            </w:r>
+          </w:p>
+        </w:tc>
+      </w:tr>
+    </w:tbl>
+    <w:p>
+      <w:pPr>
+        <w:spacing w:after="40" w:before="0"/>
+      </w:pPr>
+      <w:r>
+        <w:rPr>
+          <w:rFonts w:ascii="Calibri" w:cs="Calibri" w:eastAsia="Calibri" w:hAnsi="Calibri"/>
+          <w:color w:val="000000"/>
+          <w:sz w:val="22"/>
+          <w:szCs w:val="22"/>
+        </w:rPr>
+        <w:t xml:space="preserve"/>
+      </w:r>
+    </w:p>
+    <w:tbl>
+      <w:tblPr>
+        <w:tblW w:type="dxa" w:w="10206"/>
+        <w:tblBorders>
+          <w:top w:val="single" w:color="auto" w:sz="4"/>
+          <w:left w:val="single" w:color="auto" w:sz="4"/>
+          <w:bottom w:val="single" w:color="auto" w:sz="4"/>
+          <w:right w:val="single" w:color="auto" w:sz="4"/>
+          <w:insideH w:val="single" w:color="auto" w:sz="4"/>
+          <w:insideV w:val="single" w:color="auto" w:sz="4"/>
+        </w:tblBorders>
+      </w:tblPr>
+      <w:tblGrid>
+        <w:gridCol w:w="1700"/>
+        <w:gridCol w:w="8506"/>
+      </w:tblGrid>
+      <w:tr>
+        <w:trPr>
+          <w:cantSplit/>
+        </w:trPr>
+        <w:tc>
+          <w:tcPr>
+            <w:tcW w:type="dxa" w:w="1700"/>
+            <w:tcBorders>
+              <w:top w:val="single" w:color="D5DDEE" w:sz="6"/>
+              <w:left w:val="single" w:color="D5DDEE" w:sz="6"/>
+              <w:bottom w:val="single" w:color="D5DDEE" w:sz="6"/>
+              <w:right w:val="single" w:color="D5DDEE" w:sz="6"/>
+            </w:tcBorders>
+            <w:shd w:fill="F4F7FD" w:color="auto" w:val="clear"/>
+            <w:tcMar>
+              <w:top w:type="dxa" w:w="100"/>
+              <w:left w:type="dxa" w:w="100"/>
+              <w:bottom w:type="dxa" w:w="100"/>
+              <w:right w:type="dxa" w:w="100"/>
+            </w:tcMar>
+            <w:vAlign w:val="top"/>
+          </w:tcPr>
+          <w:p>
+            <w:pPr>
+              <w:spacing w:after="10" w:before="0"/>
+            </w:pPr>
+            <w:r>
+              <w:rPr>
+                <w:rFonts w:ascii="Calibri" w:cs="Calibri" w:eastAsia="Calibri" w:hAnsi="Calibri"/>
+                <w:color w:val="5B6B8C"/>
+                <w:sz w:val="16"/>
+                <w:szCs w:val="16"/>
+              </w:rPr>
+              <w:t xml:space="preserve">Klasse</w:t>
+            </w:r>
+          </w:p>
+          <w:p>
+            <w:pPr>
+              <w:spacing w:after="0" w:before="0"/>
+            </w:pPr>
+            <w:r>
+              <w:rPr>
+                <w:rFonts w:ascii="Calibri" w:cs="Calibri" w:eastAsia="Calibri" w:hAnsi="Calibri"/>
+                <w:b/>
+                <w:bCs/>
+                <w:color w:val="1E2761"/>
+                <w:sz w:val="20"/>
+                <w:szCs w:val="20"/>
+              </w:rPr>
+              <w:t xml:space="preserve">kontrolliert</w:t>
+            </w:r>
+          </w:p>
+        </w:tc>
+        <w:tc>
+          <w:tcPr>
+            <w:tcW w:type="dxa" w:w="8506"/>
+            <w:tcBorders>
+              <w:top w:val="single" w:color="D5DDEE" w:sz="6"/>
+              <w:left w:val="single" w:color="D5DDEE" w:sz="6"/>
+              <w:bottom w:val="single" w:color="D5DDEE" w:sz="6"/>
+              <w:right w:val="single" w:color="D5DDEE" w:sz="6"/>
+            </w:tcBorders>
+            <w:tcMar>
+              <w:top w:type="dxa" w:w="100"/>
+              <w:left w:type="dxa" w:w="160"/>
+              <w:bottom w:type="dxa" w:w="100"/>
+              <w:right w:type="dxa" w:w="100"/>
+            </w:tcMar>
+            <w:vAlign w:val="top"/>
+          </w:tcPr>
+          <w:p>
+            <w:pPr>
+              <w:spacing w:after="60" w:before="0"/>
+            </w:pPr>
+            <w:r>
+              <w:rPr>
+                <w:rFonts w:ascii="Calibri" w:cs="Calibri" w:eastAsia="Calibri" w:hAnsi="Calibri"/>
+                <w:b/>
+                <w:bCs/>
+                <w:color w:val="D9534F"/>
+                <w:sz w:val="20"/>
+                <w:szCs w:val="20"/>
+              </w:rPr>
+              <w:t xml:space="preserve">Ansage: </w:t>
+            </w:r>
+            <w:r>
+              <w:rPr>
+                <w:rFonts w:ascii="Calibri" w:cs="Calibri" w:eastAsia="Calibri" w:hAnsi="Calibri"/>
+                <w:i/>
+                <w:iCs/>
+                <w:color w:val="000000"/>
+                <w:sz w:val="21"/>
+                <w:szCs w:val="21"/>
+              </w:rPr>
               <w:t xml:space="preserve">„Vergleicht mit der Lösung auf der Folie und verbessert mit Grün.“</w:t>
             </w:r>
           </w:p>
@@ -3747,7 +3921,7 @@
                 <w:sz w:val="21"/>
                 <w:szCs w:val="21"/>
               </w:rPr>
-              <w:t xml:space="preserve">Folie 13. Herumgehen und schauen, wer noch Fehler hat – am Montag in der Wiederholung aufgreifen. Ausblick: Am Montag schreibt ihr selbst Reime.</w:t>
+              <w:t xml:space="preserve">Folie 14. Herumgehen und schauen, wer noch Fehler hat – am Montag in der Wiederholung aufgreifen. Ausblick: Am Montag schreibt ihr selbst Reime.</w:t>
             </w:r>
           </w:p>
         </w:tc>
@@ -3926,7 +4100,7 @@
           <w:sz w:val="21"/>
           <w:szCs w:val="21"/>
         </w:rPr>
-        <w:t xml:space="preserve">Kurz und anschaulich: Ur-Ei-Bild, dann Vergleiche aus der Lebenswelt (Song, Spielbericht, Serienszene) – von der Lehrkraft ausdrücklich gewünscht für Abwechslung und Transfer.</w:t>
+        <w:t xml:space="preserve">Kurz und anschaulich: Ur-Ei-Bild, dann drei Beispieltexte zu derselben Trainingssituation (Lebenswelt, Transfer). Die Merkmale sind geschärft: mit Erzähler (Epik, auch Ich-Erzähler) gegen ohne Erzähler (Dramatik) – wörtliche Rede allein entscheidet nicht (Rückmeldung 31.10.).</w:t>
       </w:r>
     </w:p>
     <w:p>
@@ -4091,7 +4265,7 @@
           <w:sz w:val="21"/>
           <w:szCs w:val="21"/>
         </w:rPr>
-        <w:t xml:space="preserve">Lehrkraft erklärt das Ur-Ei (Ich), Klasse sammelt Merkmale an Alltagsbeispielen (Wir), Schüler weisen sie allein an der Ballade nach (Ihr).</w:t>
+        <w:t xml:space="preserve">Lehrkraft erklärt das Ur-Ei (Ich), Paare ordnen die Beispieltexte zu, gemeinsam wird auf die Ballade übertragen (Wir), Schüler weisen die Merkmale allein nach (Ihr).</w:t>
       </w:r>
     </w:p>
     <w:p>
@@ -4128,7 +4302,7 @@
           <w:sz w:val="21"/>
           <w:szCs w:val="21"/>
         </w:rPr>
-        <w:t xml:space="preserve">Lösungsfolie nach Ü1, Aufdeck-Folien nach Ü2, Zielcheck mit Lösung; typische Hürde benannt: Höhepunkt.</w:t>
+        <w:t xml:space="preserve">Lösungsfolie nach Ü1, Aufdeck-Folien nach Ü2, Zielcheck mit Prüfstein D und Lösung; typische Hürden benannt: Höhepunkt, „wörtliche Rede = Dramatik“.</w:t>
       </w:r>
     </w:p>
     <w:p>
@@ -4266,7 +4440,7 @@
           <w:sz w:val="21"/>
           <w:szCs w:val="21"/>
         </w:rPr>
-        <w:t xml:space="preserve">Tragen die Vergleiche aus der Lebenswelt – nennen die Schüler selbst Merkmale?</w:t>
+        <w:t xml:space="preserve">Erkennen die Paare an den Beispieltexten selbst, dass der Erzähler entscheidet? Wie wird der Prüfstein D begründet? (Grundlage für die Wiederholung am Montag)</w:t>
       </w:r>
     </w:p>
     <w:p>
